--- a/v2/doc-templates/expectations.docx
+++ b/v2/doc-templates/expectations.docx
@@ -25,7 +25,7 @@
         <w:rPr>
           <w:color w:val="6B7280"/>
         </w:rPr>
-        <w:t xml:space="preserve">What matters for you this cycle, and later, what happened. Fill in the middle column at the start and the right one at the end. This is not a running log: keep your notes wherever suits you.</w:t>
+        <w:t xml:space="preserve">Fill in My expectations at the start of the cycle and your self-assessment at the end. Keep your feedback notes wherever you usually keep notes; they don't go in this doc.</w:t>
       </w:r>
     </w:p>
     <w:tbl>
@@ -174,9 +174,9 @@
         <w:rPr>
           <w:color w:val="6B7280"/>
         </w:rPr>
-        <w:t xml:space="preserve">What your scope expects is in the guide: </w:t>
+        <w:t xml:space="preserve">Your scope's expectations are in the guide: </w:t>
       </w:r>
-      <w:hyperlink w:history="1" r:id="rIdue7q6dlgzudpa3v_pigqr">
+      <w:hyperlink w:history="1" r:id="rIds0jidms5twce-esth7unq">
         <w:r>
           <w:rPr>
             <w:color w:val="18181B"/>
@@ -191,7 +191,7 @@
         </w:rPr>
         <w:t xml:space="preserve"> · </w:t>
       </w:r>
-      <w:hyperlink w:history="1" r:id="rId9b3izejxw48uvoycgu8zw">
+      <w:hyperlink w:history="1" r:id="rIdmafd2a_6qsumyijed6pbj">
         <w:r>
           <w:rPr>
             <w:color w:val="18181B"/>
@@ -206,7 +206,7 @@
         </w:rPr>
         <w:t xml:space="preserve"> · </w:t>
       </w:r>
-      <w:hyperlink w:history="1" r:id="rIdtmqf9468uwkews-gbwvbw">
+      <w:hyperlink w:history="1" r:id="rId85xcmoy9nr9wxde-knxmq">
         <w:r>
           <w:rPr>
             <w:color w:val="18181B"/>
@@ -221,7 +221,7 @@
         </w:rPr>
         <w:t xml:space="preserve"> · </w:t>
       </w:r>
-      <w:hyperlink w:history="1" r:id="rIdfvb9tf_s12hbqmdqd0qy6">
+      <w:hyperlink w:history="1" r:id="rIdaz_tyy5vafegywmvwbfk2">
         <w:r>
           <w:rPr>
             <w:color w:val="18181B"/>
@@ -234,17 +234,23 @@
         <w:rPr>
           <w:color w:val="6B7280"/>
         </w:rPr>
-        <w:t xml:space="preserve">. Add here only what is specific to you. </w:t>
+        <w:t xml:space="preserve">. Write here only what goes beyond them for your work this cycle, such as what your client or team needs from you. Before you write your self-assessment, read </w:t>
       </w:r>
-      <w:hyperlink w:history="1" r:id="rIdz4ty0tgqgppysrenaksxw">
+      <w:hyperlink w:history="1" r:id="rIdr7a5chmm8zoqnuwxccms7">
         <w:r>
           <w:rPr>
             <w:color w:val="18181B"/>
             <w:u w:val="single"/>
           </w:rPr>
-          <w:t xml:space="preserve">How to write a self-assessment</w:t>
+          <w:t xml:space="preserve">how to write one</w:t>
         </w:r>
       </w:hyperlink>
+      <w:r>
+        <w:rPr>
+          <w:color w:val="6B7280"/>
+        </w:rPr>
+        <w:t xml:space="preserve">.</w:t>
+      </w:r>
     </w:p>
     <w:tbl>
       <w:tblPr>
@@ -342,7 +348,7 @@
                 <w:sz w:val="16"/>
                 <w:szCs w:val="16"/>
               </w:rPr>
-              <w:t xml:space="preserve">At the start: what matters most this cycle</w:t>
+              <w:t xml:space="preserve">Start of the cycle: what you will focus on, beyond what your scope expects</w:t>
             </w:r>
           </w:p>
         </w:tc>
@@ -388,7 +394,7 @@
                 <w:sz w:val="16"/>
                 <w:szCs w:val="16"/>
               </w:rPr>
-              <w:t xml:space="preserve">At the end: what changed, and your part in it</w:t>
+              <w:t xml:space="preserve">End of the cycle: what changed because of you, with examples</w:t>
             </w:r>
           </w:p>
         </w:tc>
@@ -438,7 +444,7 @@
                 <w:sz w:val="17"/>
                 <w:szCs w:val="17"/>
               </w:rPr>
-              <w:t xml:space="preserve">What matters most in your work and for your client</w:t>
+              <w:t xml:space="preserve">Your client's priorities, and anything your project needs from you</w:t>
             </w:r>
           </w:p>
         </w:tc>
@@ -495,7 +501,7 @@
                 <w:sz w:val="16"/>
                 <w:szCs w:val="16"/>
               </w:rPr>
-              <w:t xml:space="preserve">My view:  </w:t>
+              <w:t xml:space="preserve">My rating:  </w:t>
             </w:r>
             <w:r>
               <w:rPr>
@@ -569,7 +575,7 @@
                 <w:sz w:val="17"/>
                 <w:szCs w:val="17"/>
               </w:rPr>
-              <w:t xml:space="preserve">What matters most for your team</w:t>
+              <w:t xml:space="preserve">What your team needs from you, such as onboarding or mentoring someone</w:t>
             </w:r>
           </w:p>
         </w:tc>
@@ -626,7 +632,7 @@
                 <w:sz w:val="16"/>
                 <w:szCs w:val="16"/>
               </w:rPr>
-              <w:t xml:space="preserve">My view:  </w:t>
+              <w:t xml:space="preserve">My rating:  </w:t>
             </w:r>
             <w:r>
               <w:rPr>
@@ -700,7 +706,7 @@
                 <w:sz w:val="17"/>
                 <w:szCs w:val="17"/>
               </w:rPr>
-              <w:t xml:space="preserve">Where you'd like to contribute beyond your immediate work</w:t>
+              <w:t xml:space="preserve">How you plan to contribute beyond your project</w:t>
             </w:r>
           </w:p>
         </w:tc>
@@ -757,7 +763,7 @@
                 <w:sz w:val="16"/>
                 <w:szCs w:val="16"/>
               </w:rPr>
-              <w:t xml:space="preserve">My view:  </w:t>
+              <w:t xml:space="preserve">My rating:  </w:t>
             </w:r>
             <w:r>
               <w:rPr>
@@ -848,7 +854,7 @@
                 <w:sz w:val="16"/>
                 <w:szCs w:val="16"/>
               </w:rPr>
-              <w:t xml:space="preserve">Where I want to grow: next-scope responsibilities I'd like to take on (optional)</w:t>
+              <w:t xml:space="preserve">Next-scope responsibilities you want to take on this cycle, if any</w:t>
             </w:r>
           </w:p>
           <w:p>
@@ -883,7 +889,7 @@
                 <w:sz w:val="16"/>
                 <w:szCs w:val="16"/>
               </w:rPr>
-              <w:t xml:space="preserve">Where I grew, and what next</w:t>
+              <w:t xml:space="preserve">How far you got with them, and what you want to take on next cycle</w:t>
             </w:r>
           </w:p>
           <w:p>

--- a/v2/doc-templates/expectations.docx
+++ b/v2/doc-templates/expectations.docx
@@ -176,7 +176,7 @@
         </w:rPr>
         <w:t xml:space="preserve">Your scope's expectations are in the guide: </w:t>
       </w:r>
-      <w:hyperlink w:history="1" r:id="rIds0jidms5twce-esth7unq">
+      <w:hyperlink w:history="1" r:id="rIdslspjjabldum9eu0bnmp4">
         <w:r>
           <w:rPr>
             <w:color w:val="18181B"/>
@@ -191,7 +191,7 @@
         </w:rPr>
         <w:t xml:space="preserve"> · </w:t>
       </w:r>
-      <w:hyperlink w:history="1" r:id="rIdmafd2a_6qsumyijed6pbj">
+      <w:hyperlink w:history="1" r:id="rIdbkvv_ujy0bjg7675nyxxf">
         <w:r>
           <w:rPr>
             <w:color w:val="18181B"/>
@@ -206,7 +206,7 @@
         </w:rPr>
         <w:t xml:space="preserve"> · </w:t>
       </w:r>
-      <w:hyperlink w:history="1" r:id="rId85xcmoy9nr9wxde-knxmq">
+      <w:hyperlink w:history="1" r:id="rIdnf-yb5g8n4kajdke_ekdz">
         <w:r>
           <w:rPr>
             <w:color w:val="18181B"/>
@@ -221,7 +221,7 @@
         </w:rPr>
         <w:t xml:space="preserve"> · </w:t>
       </w:r>
-      <w:hyperlink w:history="1" r:id="rIdaz_tyy5vafegywmvwbfk2">
+      <w:hyperlink w:history="1" r:id="rIdkgasqct8dehtid-nprndb">
         <w:r>
           <w:rPr>
             <w:color w:val="18181B"/>
@@ -234,9 +234,9 @@
         <w:rPr>
           <w:color w:val="6B7280"/>
         </w:rPr>
-        <w:t xml:space="preserve">. Write here only what goes beyond them for your work this cycle, such as what your client or team needs from you. Before you write your self-assessment, read </w:t>
+        <w:t xml:space="preserve">. Write here only what goes beyond them for your work this cycle, such as what your client or team needs from you, and any agreement that changes them. Before you write your self-assessment, read </w:t>
       </w:r>
-      <w:hyperlink w:history="1" r:id="rIdr7a5chmm8zoqnuwxccms7">
+      <w:hyperlink w:history="1" r:id="rIdgninof_qaawoclozls2da">
         <w:r>
           <w:rPr>
             <w:color w:val="18181B"/>
@@ -789,6 +789,113 @@
               </w:rPr>
               <w:t xml:space="preserve">☐ Exceeds    </w:t>
             </w:r>
+          </w:p>
+        </w:tc>
+      </w:tr>
+      <w:tr>
+        <w:trPr>
+          <w:cantSplit/>
+          <w:trHeight w:val="1300" w:hRule="atLeast"/>
+        </w:trPr>
+        <w:tc>
+          <w:tcPr>
+            <w:tcW w:type="dxa" w:w="2200"/>
+            <w:tcBorders>
+              <w:top w:val="single" w:color="E4E4E7" w:sz="4"/>
+              <w:left w:val="single" w:color="18181B" w:sz="24"/>
+              <w:bottom w:val="single" w:color="E4E4E7" w:sz="4"/>
+              <w:right w:val="single" w:color="E4E4E7" w:sz="4"/>
+            </w:tcBorders>
+            <w:shd w:fill="F7F7F8" w:color="auto" w:val="clear"/>
+            <w:tcMar>
+              <w:top w:type="dxa" w:w="120"/>
+              <w:left w:type="dxa" w:w="180"/>
+              <w:bottom w:type="dxa" w:w="120"/>
+              <w:right w:type="dxa" w:w="180"/>
+            </w:tcMar>
+          </w:tcPr>
+          <w:p>
+            <w:pPr>
+              <w:spacing w:after="0"/>
+            </w:pPr>
+            <w:r>
+              <w:rPr>
+                <w:b/>
+                <w:bCs/>
+                <w:color w:val="18181B"/>
+              </w:rPr>
+              <w:t xml:space="preserve">Agreements</w:t>
+            </w:r>
+          </w:p>
+        </w:tc>
+        <w:tc>
+          <w:tcPr>
+            <w:tcW w:type="dxa" w:w="3753"/>
+            <w:tcBorders>
+              <w:top w:val="single" w:color="E4E4E7" w:sz="4"/>
+              <w:left w:val="single" w:color="E4E4E7" w:sz="4"/>
+              <w:bottom w:val="single" w:color="E4E4E7" w:sz="4"/>
+              <w:right w:val="single" w:color="E4E4E7" w:sz="4"/>
+            </w:tcBorders>
+            <w:tcMar>
+              <w:top w:type="dxa" w:w="120"/>
+              <w:left w:type="dxa" w:w="180"/>
+              <w:bottom w:type="dxa" w:w="120"/>
+              <w:right w:type="dxa" w:w="180"/>
+            </w:tcMar>
+          </w:tcPr>
+          <w:p>
+            <w:pPr>
+              <w:spacing w:after="60"/>
+            </w:pPr>
+            <w:r>
+              <w:rPr>
+                <w:color w:val="6B7280"/>
+                <w:sz w:val="16"/>
+                <w:szCs w:val="16"/>
+              </w:rPr>
+              <w:t xml:space="preserve">Any specialist agreement (your strength, the responsibility you hand over, the teammate who takes it, your stronger contribution) or agreed deferral, each with a review date</w:t>
+            </w:r>
+          </w:p>
+          <w:p>
+            <w:pPr>
+              <w:spacing w:after="500"/>
+            </w:pPr>
+          </w:p>
+        </w:tc>
+        <w:tc>
+          <w:tcPr>
+            <w:tcW w:type="dxa" w:w="3753"/>
+            <w:tcBorders>
+              <w:top w:val="single" w:color="E4E4E7" w:sz="4"/>
+              <w:left w:val="single" w:color="E4E4E7" w:sz="4"/>
+              <w:bottom w:val="single" w:color="E4E4E7" w:sz="4"/>
+              <w:right w:val="single" w:color="E4E4E7" w:sz="4"/>
+            </w:tcBorders>
+            <w:tcMar>
+              <w:top w:type="dxa" w:w="120"/>
+              <w:left w:type="dxa" w:w="180"/>
+              <w:bottom w:type="dxa" w:w="120"/>
+              <w:right w:type="dxa" w:w="180"/>
+            </w:tcMar>
+          </w:tcPr>
+          <w:p>
+            <w:pPr>
+              <w:spacing w:after="60"/>
+            </w:pPr>
+            <w:r>
+              <w:rPr>
+                <w:color w:val="6B7280"/>
+                <w:sz w:val="16"/>
+                <w:szCs w:val="16"/>
+              </w:rPr>
+              <w:t xml:space="preserve">How each agreement worked, for you and for the teammate involved</w:t>
+            </w:r>
+          </w:p>
+          <w:p>
+            <w:pPr>
+              <w:spacing w:after="500"/>
+            </w:pPr>
           </w:p>
         </w:tc>
       </w:tr>

--- a/v2/doc-templates/expectations.docx
+++ b/v2/doc-templates/expectations.docx
@@ -176,7 +176,7 @@
         </w:rPr>
         <w:t xml:space="preserve">Your scope's expectations are in the guide: </w:t>
       </w:r>
-      <w:hyperlink w:history="1" r:id="rIdslspjjabldum9eu0bnmp4">
+      <w:hyperlink w:history="1" r:id="rIdeq2dyvt15r1xoir5e6-c-">
         <w:r>
           <w:rPr>
             <w:color w:val="18181B"/>
@@ -191,7 +191,7 @@
         </w:rPr>
         <w:t xml:space="preserve"> · </w:t>
       </w:r>
-      <w:hyperlink w:history="1" r:id="rIdbkvv_ujy0bjg7675nyxxf">
+      <w:hyperlink w:history="1" r:id="rIdudwpmwlacomsidfg9d-bk">
         <w:r>
           <w:rPr>
             <w:color w:val="18181B"/>
@@ -206,7 +206,7 @@
         </w:rPr>
         <w:t xml:space="preserve"> · </w:t>
       </w:r>
-      <w:hyperlink w:history="1" r:id="rIdnf-yb5g8n4kajdke_ekdz">
+      <w:hyperlink w:history="1" r:id="rId7zng02sugmwuv5vzu0ela">
         <w:r>
           <w:rPr>
             <w:color w:val="18181B"/>
@@ -221,7 +221,7 @@
         </w:rPr>
         <w:t xml:space="preserve"> · </w:t>
       </w:r>
-      <w:hyperlink w:history="1" r:id="rIdkgasqct8dehtid-nprndb">
+      <w:hyperlink w:history="1" r:id="rIdkpt84n7ep5bm2or86wdtl">
         <w:r>
           <w:rPr>
             <w:color w:val="18181B"/>
@@ -236,7 +236,7 @@
         </w:rPr>
         <w:t xml:space="preserve">. Write here only what goes beyond them for your work this cycle, such as what your client or team needs from you, and any agreement that changes them. Before you write your self-assessment, read </w:t>
       </w:r>
-      <w:hyperlink w:history="1" r:id="rIdgninof_qaawoclozls2da">
+      <w:hyperlink w:history="1" r:id="rIdamk1iw8_emip0tmtmrw3z">
         <w:r>
           <w:rPr>
             <w:color w:val="18181B"/>
@@ -854,7 +854,7 @@
                 <w:sz w:val="16"/>
                 <w:szCs w:val="16"/>
               </w:rPr>
-              <w:t xml:space="preserve">Any specialist agreement (your strength, the responsibility you hand over, the teammate who takes it, your stronger contribution) or agreed deferral, each with a review date</w:t>
+              <w:t xml:space="preserve">Any specialist agreement (your strength, the responsibility you hand over, the teammate who takes it, your stronger contribution) or agreed deferral, each with a date to look at it again</w:t>
             </w:r>
           </w:p>
           <w:p>

--- a/v2/doc-templates/expectations.docx
+++ b/v2/doc-templates/expectations.docx
@@ -176,7 +176,7 @@
         </w:rPr>
         <w:t xml:space="preserve">Your scope's expectations are in the guide: </w:t>
       </w:r>
-      <w:hyperlink w:history="1" r:id="rIdeq2dyvt15r1xoir5e6-c-">
+      <w:hyperlink w:history="1" r:id="rIdxg41xshjr1mdpp2q1dvyf">
         <w:r>
           <w:rPr>
             <w:color w:val="18181B"/>
@@ -191,7 +191,7 @@
         </w:rPr>
         <w:t xml:space="preserve"> · </w:t>
       </w:r>
-      <w:hyperlink w:history="1" r:id="rIdudwpmwlacomsidfg9d-bk">
+      <w:hyperlink w:history="1" r:id="rIdssuqyhds9z0b3sb00dreh">
         <w:r>
           <w:rPr>
             <w:color w:val="18181B"/>
@@ -206,7 +206,7 @@
         </w:rPr>
         <w:t xml:space="preserve"> · </w:t>
       </w:r>
-      <w:hyperlink w:history="1" r:id="rId7zng02sugmwuv5vzu0ela">
+      <w:hyperlink w:history="1" r:id="rIdvii2v3rcibzxikxqfuioc">
         <w:r>
           <w:rPr>
             <w:color w:val="18181B"/>
@@ -221,7 +221,7 @@
         </w:rPr>
         <w:t xml:space="preserve"> · </w:t>
       </w:r>
-      <w:hyperlink w:history="1" r:id="rIdkpt84n7ep5bm2or86wdtl">
+      <w:hyperlink w:history="1" r:id="rId7xwblcp6u6j9ap14f85l3">
         <w:r>
           <w:rPr>
             <w:color w:val="18181B"/>
@@ -236,7 +236,7 @@
         </w:rPr>
         <w:t xml:space="preserve">. Write here only what goes beyond them for your work this cycle, such as what your client or team needs from you, and any agreement that changes them. Before you write your self-assessment, read </w:t>
       </w:r>
-      <w:hyperlink w:history="1" r:id="rIdamk1iw8_emip0tmtmrw3z">
+      <w:hyperlink w:history="1" r:id="rIdh6uyvtmxgav8bwismigs8">
         <w:r>
           <w:rPr>
             <w:color w:val="18181B"/>
@@ -854,7 +854,7 @@
                 <w:sz w:val="16"/>
                 <w:szCs w:val="16"/>
               </w:rPr>
-              <w:t xml:space="preserve">Any specialist agreement (your strength, the responsibility you hand over, the teammate who takes it, your stronger contribution) or agreed deferral, each with a date to look at it again</w:t>
+              <w:t xml:space="preserve">Any agreed focus (where you contribute most, what you take less of, the teammate who takes it on, your greater contribution) or agreed deferral, each with a date to look at it again</w:t>
             </w:r>
           </w:p>
           <w:p>

--- a/v2/doc-templates/expectations.docx
+++ b/v2/doc-templates/expectations.docx
@@ -176,7 +176,7 @@
         </w:rPr>
         <w:t xml:space="preserve">Your scope's expectations are in the guide: </w:t>
       </w:r>
-      <w:hyperlink w:history="1" r:id="rIdxg41xshjr1mdpp2q1dvyf">
+      <w:hyperlink w:history="1" r:id="rIddyew866yv-ppwcszdqcz2">
         <w:r>
           <w:rPr>
             <w:color w:val="18181B"/>
@@ -191,7 +191,7 @@
         </w:rPr>
         <w:t xml:space="preserve"> · </w:t>
       </w:r>
-      <w:hyperlink w:history="1" r:id="rIdssuqyhds9z0b3sb00dreh">
+      <w:hyperlink w:history="1" r:id="rIdhsxdihxingruhv8jundla">
         <w:r>
           <w:rPr>
             <w:color w:val="18181B"/>
@@ -206,7 +206,7 @@
         </w:rPr>
         <w:t xml:space="preserve"> · </w:t>
       </w:r>
-      <w:hyperlink w:history="1" r:id="rIdvii2v3rcibzxikxqfuioc">
+      <w:hyperlink w:history="1" r:id="rIdacgawrpmxotscuy1j4fwr">
         <w:r>
           <w:rPr>
             <w:color w:val="18181B"/>
@@ -221,7 +221,7 @@
         </w:rPr>
         <w:t xml:space="preserve"> · </w:t>
       </w:r>
-      <w:hyperlink w:history="1" r:id="rId7xwblcp6u6j9ap14f85l3">
+      <w:hyperlink w:history="1" r:id="rIdkqd482tvfez4lijgkr-qy">
         <w:r>
           <w:rPr>
             <w:color w:val="18181B"/>
@@ -236,7 +236,7 @@
         </w:rPr>
         <w:t xml:space="preserve">. Write here only what goes beyond them for your work this cycle, such as what your client or team needs from you, and any agreement that changes them. Before you write your self-assessment, read </w:t>
       </w:r>
-      <w:hyperlink w:history="1" r:id="rIdh6uyvtmxgav8bwismigs8">
+      <w:hyperlink w:history="1" r:id="rIdeqnf1chg1rughcq-750fb">
         <w:r>
           <w:rPr>
             <w:color w:val="18181B"/>
@@ -854,7 +854,7 @@
                 <w:sz w:val="16"/>
                 <w:szCs w:val="16"/>
               </w:rPr>
-              <w:t xml:space="preserve">Any agreed focus (where you contribute most, what you take less of, the teammate who takes it on, your greater contribution) or agreed deferral, each with a date to look at it again</w:t>
+              <w:t xml:space="preserve">Any agreed focus (the strength you contribute most through, and the greater contribution you will make) or agreed deferral, each with a date to look at it again</w:t>
             </w:r>
           </w:p>
           <w:p>

--- a/v2/doc-templates/expectations.docx
+++ b/v2/doc-templates/expectations.docx
@@ -176,7 +176,7 @@
         </w:rPr>
         <w:t xml:space="preserve">Your scope's expectations are in the guide: </w:t>
       </w:r>
-      <w:hyperlink w:history="1" r:id="rIddyew866yv-ppwcszdqcz2">
+      <w:hyperlink w:history="1" r:id="rId40-n-nkhpd_vekriztdjq">
         <w:r>
           <w:rPr>
             <w:color w:val="18181B"/>
@@ -191,7 +191,7 @@
         </w:rPr>
         <w:t xml:space="preserve"> · </w:t>
       </w:r>
-      <w:hyperlink w:history="1" r:id="rIdhsxdihxingruhv8jundla">
+      <w:hyperlink w:history="1" r:id="rId2n3hwkajgxd1eh7ov3x-i">
         <w:r>
           <w:rPr>
             <w:color w:val="18181B"/>
@@ -206,7 +206,7 @@
         </w:rPr>
         <w:t xml:space="preserve"> · </w:t>
       </w:r>
-      <w:hyperlink w:history="1" r:id="rIdacgawrpmxotscuy1j4fwr">
+      <w:hyperlink w:history="1" r:id="rIdg5aboya_lqyg6pbh6t1j-">
         <w:r>
           <w:rPr>
             <w:color w:val="18181B"/>
@@ -221,7 +221,7 @@
         </w:rPr>
         <w:t xml:space="preserve"> · </w:t>
       </w:r>
-      <w:hyperlink w:history="1" r:id="rIdkqd482tvfez4lijgkr-qy">
+      <w:hyperlink w:history="1" r:id="rIdy0iyuq77n4zdk52bc--x_">
         <w:r>
           <w:rPr>
             <w:color w:val="18181B"/>
@@ -236,7 +236,7 @@
         </w:rPr>
         <w:t xml:space="preserve">. Write here only what goes beyond them for your work this cycle, such as what your client or team needs from you, and any agreement that changes them. Before you write your self-assessment, read </w:t>
       </w:r>
-      <w:hyperlink w:history="1" r:id="rIdeqnf1chg1rughcq-750fb">
+      <w:hyperlink w:history="1" r:id="rId7f5j7iar8igxhbdfa2nhx">
         <w:r>
           <w:rPr>
             <w:color w:val="18181B"/>
@@ -693,7 +693,7 @@
                 <w:bCs/>
                 <w:color w:val="95620B"/>
               </w:rPr>
-              <w:t xml:space="preserve">Org &amp; Community</w:t>
+              <w:t xml:space="preserve">Building Sahaj</w:t>
             </w:r>
           </w:p>
           <w:p>

--- a/v2/doc-templates/expectations.docx
+++ b/v2/doc-templates/expectations.docx
@@ -25,7 +25,7 @@
         <w:rPr>
           <w:color w:val="6B7280"/>
         </w:rPr>
-        <w:t xml:space="preserve">Fill in My expectations at the start of the cycle and your self-assessment at the end. Keep your feedback notes wherever you usually keep notes; they don't go in this doc.</w:t>
+        <w:t xml:space="preserve">Fill this in at the start of the cycle, and change it if what's expected of you changes during the cycle. Keep your feedback notes wherever you usually keep notes; they don't go in this doc.</w:t>
       </w:r>
     </w:p>
     <w:tbl>
@@ -176,7 +176,7 @@
         </w:rPr>
         <w:t xml:space="preserve">Your scope's expectations are in the guide: </w:t>
       </w:r>
-      <w:hyperlink w:history="1" r:id="rId40-n-nkhpd_vekriztdjq">
+      <w:hyperlink w:history="1" r:id="rIdeodtmkqoug542qad0z6jc">
         <w:r>
           <w:rPr>
             <w:color w:val="18181B"/>
@@ -191,7 +191,7 @@
         </w:rPr>
         <w:t xml:space="preserve"> · </w:t>
       </w:r>
-      <w:hyperlink w:history="1" r:id="rId2n3hwkajgxd1eh7ov3x-i">
+      <w:hyperlink w:history="1" r:id="rIdh8roqrskwj3io-jcnzamr">
         <w:r>
           <w:rPr>
             <w:color w:val="18181B"/>
@@ -206,7 +206,7 @@
         </w:rPr>
         <w:t xml:space="preserve"> · </w:t>
       </w:r>
-      <w:hyperlink w:history="1" r:id="rIdg5aboya_lqyg6pbh6t1j-">
+      <w:hyperlink w:history="1" r:id="rIdms6hwdclclskknbacetzm">
         <w:r>
           <w:rPr>
             <w:color w:val="18181B"/>
@@ -221,7 +221,7 @@
         </w:rPr>
         <w:t xml:space="preserve"> · </w:t>
       </w:r>
-      <w:hyperlink w:history="1" r:id="rIdy0iyuq77n4zdk52bc--x_">
+      <w:hyperlink w:history="1" r:id="rIdcfgvy9fbs0qtx2aw--nx-">
         <w:r>
           <w:rPr>
             <w:color w:val="18181B"/>
@@ -234,22 +234,7 @@
         <w:rPr>
           <w:color w:val="6B7280"/>
         </w:rPr>
-        <w:t xml:space="preserve">. Write here only what goes beyond them for your work this cycle, such as what your client or team needs from you, and any agreement that changes them. Before you write your self-assessment, read </w:t>
-      </w:r>
-      <w:hyperlink w:history="1" r:id="rId7f5j7iar8igxhbdfa2nhx">
-        <w:r>
-          <w:rPr>
-            <w:color w:val="18181B"/>
-            <w:u w:val="single"/>
-          </w:rPr>
-          <w:t xml:space="preserve">how to write one</w:t>
-        </w:r>
-      </w:hyperlink>
-      <w:r>
-        <w:rPr>
-          <w:color w:val="6B7280"/>
-        </w:rPr>
-        <w:t xml:space="preserve">.</w:t>
+        <w:t xml:space="preserve">. Write here only what goes beyond them for your work this cycle, such as what your client or team needs from you, and any agreement that changes them.</w:t>
       </w:r>
     </w:p>
     <w:tbl>
@@ -266,8 +251,7 @@
       </w:tblPr>
       <w:tblGrid>
         <w:gridCol w:w="2200"/>
-        <w:gridCol w:w="3753"/>
-        <w:gridCol w:w="3753"/>
+        <w:gridCol w:w="7506"/>
       </w:tblGrid>
       <w:tr>
         <w:trPr>
@@ -308,7 +292,7 @@
         </w:tc>
         <w:tc>
           <w:tcPr>
-            <w:tcW w:type="dxa" w:w="3753"/>
+            <w:tcW w:type="dxa" w:w="7506"/>
             <w:tcBorders>
               <w:top w:val="single" w:color="E4E4E7" w:sz="4"/>
               <w:left w:val="single" w:color="E4E4E7" w:sz="4"/>
@@ -348,53 +332,7 @@
                 <w:sz w:val="16"/>
                 <w:szCs w:val="16"/>
               </w:rPr>
-              <w:t xml:space="preserve">Start of the cycle: what you will focus on, beyond what your scope expects</w:t>
-            </w:r>
-          </w:p>
-        </w:tc>
-        <w:tc>
-          <w:tcPr>
-            <w:tcW w:type="dxa" w:w="3753"/>
-            <w:tcBorders>
-              <w:top w:val="single" w:color="E4E4E7" w:sz="4"/>
-              <w:left w:val="single" w:color="E4E4E7" w:sz="4"/>
-              <w:bottom w:val="single" w:color="E4E4E7" w:sz="4"/>
-              <w:right w:val="single" w:color="E4E4E7" w:sz="4"/>
-            </w:tcBorders>
-            <w:shd w:fill="F7F7F8" w:color="auto" w:val="clear"/>
-            <w:tcMar>
-              <w:top w:type="dxa" w:w="120"/>
-              <w:left w:type="dxa" w:w="180"/>
-              <w:bottom w:type="dxa" w:w="120"/>
-              <w:right w:type="dxa" w:w="180"/>
-            </w:tcMar>
-          </w:tcPr>
-          <w:p>
-            <w:pPr>
-              <w:spacing w:after="10"/>
-            </w:pPr>
-            <w:r>
-              <w:rPr>
-                <w:b/>
-                <w:bCs/>
-                <w:color w:val="18181B"/>
-                <w:sz w:val="19"/>
-                <w:szCs w:val="19"/>
-              </w:rPr>
-              <w:t xml:space="preserve">Self-assessment</w:t>
-            </w:r>
-          </w:p>
-          <w:p>
-            <w:pPr>
-              <w:spacing w:after="0"/>
-            </w:pPr>
-            <w:r>
-              <w:rPr>
-                <w:color w:val="6B7280"/>
-                <w:sz w:val="16"/>
-                <w:szCs w:val="16"/>
-              </w:rPr>
-              <w:t xml:space="preserve">End of the cycle: what changed because of you, with examples</w:t>
+              <w:t xml:space="preserve">What you will focus on this cycle, beyond what your scope expects</w:t>
             </w:r>
           </w:p>
         </w:tc>
@@ -450,7 +388,7 @@
         </w:tc>
         <w:tc>
           <w:tcPr>
-            <w:tcW w:type="dxa" w:w="3753"/>
+            <w:tcW w:type="dxa" w:w="7506"/>
             <w:tcBorders>
               <w:top w:val="single" w:color="E4E4E7" w:sz="4"/>
               <w:left w:val="single" w:color="E4E4E7" w:sz="4"/>
@@ -468,65 +406,6 @@
             <w:pPr>
               <w:spacing w:after="900"/>
             </w:pPr>
-          </w:p>
-        </w:tc>
-        <w:tc>
-          <w:tcPr>
-            <w:tcW w:type="dxa" w:w="3753"/>
-            <w:tcBorders>
-              <w:top w:val="single" w:color="E4E4E7" w:sz="4"/>
-              <w:left w:val="single" w:color="E4E4E7" w:sz="4"/>
-              <w:bottom w:val="single" w:color="E4E4E7" w:sz="4"/>
-              <w:right w:val="single" w:color="E4E4E7" w:sz="4"/>
-            </w:tcBorders>
-            <w:tcMar>
-              <w:top w:type="dxa" w:w="120"/>
-              <w:left w:type="dxa" w:w="180"/>
-              <w:bottom w:type="dxa" w:w="120"/>
-              <w:right w:type="dxa" w:w="180"/>
-            </w:tcMar>
-          </w:tcPr>
-          <w:p>
-            <w:pPr>
-              <w:spacing w:after="900"/>
-            </w:pPr>
-          </w:p>
-          <w:p>
-            <w:pPr>
-              <w:spacing w:after="0" w:before="60"/>
-            </w:pPr>
-            <w:r>
-              <w:rPr>
-                <w:color w:val="6B7280"/>
-                <w:sz w:val="16"/>
-                <w:szCs w:val="16"/>
-              </w:rPr>
-              <w:t xml:space="preserve">My rating:  </w:t>
-            </w:r>
-            <w:r>
-              <w:rPr>
-                <w:color w:val="6B7280"/>
-                <w:sz w:val="16"/>
-                <w:szCs w:val="16"/>
-              </w:rPr>
-              <w:t xml:space="preserve">☐ Below    </w:t>
-            </w:r>
-            <w:r>
-              <w:rPr>
-                <w:color w:val="6B7280"/>
-                <w:sz w:val="16"/>
-                <w:szCs w:val="16"/>
-              </w:rPr>
-              <w:t xml:space="preserve">☐ Meets    </w:t>
-            </w:r>
-            <w:r>
-              <w:rPr>
-                <w:color w:val="6B7280"/>
-                <w:sz w:val="16"/>
-                <w:szCs w:val="16"/>
-              </w:rPr>
-              <w:t xml:space="preserve">☐ Exceeds    </w:t>
-            </w:r>
           </w:p>
         </w:tc>
       </w:tr>
@@ -581,7 +460,7 @@
         </w:tc>
         <w:tc>
           <w:tcPr>
-            <w:tcW w:type="dxa" w:w="3753"/>
+            <w:tcW w:type="dxa" w:w="7506"/>
             <w:tcBorders>
               <w:top w:val="single" w:color="E4E4E7" w:sz="4"/>
               <w:left w:val="single" w:color="E4E4E7" w:sz="4"/>
@@ -599,65 +478,6 @@
             <w:pPr>
               <w:spacing w:after="900"/>
             </w:pPr>
-          </w:p>
-        </w:tc>
-        <w:tc>
-          <w:tcPr>
-            <w:tcW w:type="dxa" w:w="3753"/>
-            <w:tcBorders>
-              <w:top w:val="single" w:color="E4E4E7" w:sz="4"/>
-              <w:left w:val="single" w:color="E4E4E7" w:sz="4"/>
-              <w:bottom w:val="single" w:color="E4E4E7" w:sz="4"/>
-              <w:right w:val="single" w:color="E4E4E7" w:sz="4"/>
-            </w:tcBorders>
-            <w:tcMar>
-              <w:top w:type="dxa" w:w="120"/>
-              <w:left w:type="dxa" w:w="180"/>
-              <w:bottom w:type="dxa" w:w="120"/>
-              <w:right w:type="dxa" w:w="180"/>
-            </w:tcMar>
-          </w:tcPr>
-          <w:p>
-            <w:pPr>
-              <w:spacing w:after="900"/>
-            </w:pPr>
-          </w:p>
-          <w:p>
-            <w:pPr>
-              <w:spacing w:after="0" w:before="60"/>
-            </w:pPr>
-            <w:r>
-              <w:rPr>
-                <w:color w:val="6B7280"/>
-                <w:sz w:val="16"/>
-                <w:szCs w:val="16"/>
-              </w:rPr>
-              <w:t xml:space="preserve">My rating:  </w:t>
-            </w:r>
-            <w:r>
-              <w:rPr>
-                <w:color w:val="6B7280"/>
-                <w:sz w:val="16"/>
-                <w:szCs w:val="16"/>
-              </w:rPr>
-              <w:t xml:space="preserve">☐ Below    </w:t>
-            </w:r>
-            <w:r>
-              <w:rPr>
-                <w:color w:val="6B7280"/>
-                <w:sz w:val="16"/>
-                <w:szCs w:val="16"/>
-              </w:rPr>
-              <w:t xml:space="preserve">☐ Meets    </w:t>
-            </w:r>
-            <w:r>
-              <w:rPr>
-                <w:color w:val="6B7280"/>
-                <w:sz w:val="16"/>
-                <w:szCs w:val="16"/>
-              </w:rPr>
-              <w:t xml:space="preserve">☐ Exceeds    </w:t>
-            </w:r>
           </w:p>
         </w:tc>
       </w:tr>
@@ -712,7 +532,7 @@
         </w:tc>
         <w:tc>
           <w:tcPr>
-            <w:tcW w:type="dxa" w:w="3753"/>
+            <w:tcW w:type="dxa" w:w="7506"/>
             <w:tcBorders>
               <w:top w:val="single" w:color="E4E4E7" w:sz="4"/>
               <w:left w:val="single" w:color="E4E4E7" w:sz="4"/>
@@ -730,65 +550,6 @@
             <w:pPr>
               <w:spacing w:after="900"/>
             </w:pPr>
-          </w:p>
-        </w:tc>
-        <w:tc>
-          <w:tcPr>
-            <w:tcW w:type="dxa" w:w="3753"/>
-            <w:tcBorders>
-              <w:top w:val="single" w:color="E4E4E7" w:sz="4"/>
-              <w:left w:val="single" w:color="E4E4E7" w:sz="4"/>
-              <w:bottom w:val="single" w:color="E4E4E7" w:sz="4"/>
-              <w:right w:val="single" w:color="E4E4E7" w:sz="4"/>
-            </w:tcBorders>
-            <w:tcMar>
-              <w:top w:type="dxa" w:w="120"/>
-              <w:left w:type="dxa" w:w="180"/>
-              <w:bottom w:type="dxa" w:w="120"/>
-              <w:right w:type="dxa" w:w="180"/>
-            </w:tcMar>
-          </w:tcPr>
-          <w:p>
-            <w:pPr>
-              <w:spacing w:after="900"/>
-            </w:pPr>
-          </w:p>
-          <w:p>
-            <w:pPr>
-              <w:spacing w:after="0" w:before="60"/>
-            </w:pPr>
-            <w:r>
-              <w:rPr>
-                <w:color w:val="6B7280"/>
-                <w:sz w:val="16"/>
-                <w:szCs w:val="16"/>
-              </w:rPr>
-              <w:t xml:space="preserve">My rating:  </w:t>
-            </w:r>
-            <w:r>
-              <w:rPr>
-                <w:color w:val="6B7280"/>
-                <w:sz w:val="16"/>
-                <w:szCs w:val="16"/>
-              </w:rPr>
-              <w:t xml:space="preserve">☐ Below    </w:t>
-            </w:r>
-            <w:r>
-              <w:rPr>
-                <w:color w:val="6B7280"/>
-                <w:sz w:val="16"/>
-                <w:szCs w:val="16"/>
-              </w:rPr>
-              <w:t xml:space="preserve">☐ Meets    </w:t>
-            </w:r>
-            <w:r>
-              <w:rPr>
-                <w:color w:val="6B7280"/>
-                <w:sz w:val="16"/>
-                <w:szCs w:val="16"/>
-              </w:rPr>
-              <w:t xml:space="preserve">☐ Exceeds    </w:t>
-            </w:r>
           </w:p>
         </w:tc>
       </w:tr>
@@ -830,7 +591,7 @@
         </w:tc>
         <w:tc>
           <w:tcPr>
-            <w:tcW w:type="dxa" w:w="3753"/>
+            <w:tcW w:type="dxa" w:w="7506"/>
             <w:tcBorders>
               <w:top w:val="single" w:color="E4E4E7" w:sz="4"/>
               <w:left w:val="single" w:color="E4E4E7" w:sz="4"/>
@@ -855,41 +616,6 @@
                 <w:szCs w:val="16"/>
               </w:rPr>
               <w:t xml:space="preserve">Any agreed focus (the strength you contribute most through, and the greater contribution you will make) or agreed deferral, each with a date to look at it again</w:t>
-            </w:r>
-          </w:p>
-          <w:p>
-            <w:pPr>
-              <w:spacing w:after="500"/>
-            </w:pPr>
-          </w:p>
-        </w:tc>
-        <w:tc>
-          <w:tcPr>
-            <w:tcW w:type="dxa" w:w="3753"/>
-            <w:tcBorders>
-              <w:top w:val="single" w:color="E4E4E7" w:sz="4"/>
-              <w:left w:val="single" w:color="E4E4E7" w:sz="4"/>
-              <w:bottom w:val="single" w:color="E4E4E7" w:sz="4"/>
-              <w:right w:val="single" w:color="E4E4E7" w:sz="4"/>
-            </w:tcBorders>
-            <w:tcMar>
-              <w:top w:type="dxa" w:w="120"/>
-              <w:left w:type="dxa" w:w="180"/>
-              <w:bottom w:type="dxa" w:w="120"/>
-              <w:right w:type="dxa" w:w="180"/>
-            </w:tcMar>
-          </w:tcPr>
-          <w:p>
-            <w:pPr>
-              <w:spacing w:after="60"/>
-            </w:pPr>
-            <w:r>
-              <w:rPr>
-                <w:color w:val="6B7280"/>
-                <w:sz w:val="16"/>
-                <w:szCs w:val="16"/>
-              </w:rPr>
-              <w:t xml:space="preserve">How each agreement worked, for you and for the teammate involved</w:t>
             </w:r>
           </w:p>
           <w:p>
@@ -937,7 +663,7 @@
         </w:tc>
         <w:tc>
           <w:tcPr>
-            <w:tcW w:type="dxa" w:w="3753"/>
+            <w:tcW w:type="dxa" w:w="7506"/>
             <w:tcBorders>
               <w:top w:val="single" w:color="E4E4E7" w:sz="4"/>
               <w:left w:val="single" w:color="E4E4E7" w:sz="4"/>
@@ -962,41 +688,6 @@
                 <w:szCs w:val="16"/>
               </w:rPr>
               <w:t xml:space="preserve">Next-scope responsibilities you want to take on this cycle, if any</w:t>
-            </w:r>
-          </w:p>
-          <w:p>
-            <w:pPr>
-              <w:spacing w:after="700"/>
-            </w:pPr>
-          </w:p>
-        </w:tc>
-        <w:tc>
-          <w:tcPr>
-            <w:tcW w:type="dxa" w:w="3753"/>
-            <w:tcBorders>
-              <w:top w:val="single" w:color="E4E4E7" w:sz="4"/>
-              <w:left w:val="single" w:color="E4E4E7" w:sz="4"/>
-              <w:bottom w:val="single" w:color="E4E4E7" w:sz="4"/>
-              <w:right w:val="single" w:color="E4E4E7" w:sz="4"/>
-            </w:tcBorders>
-            <w:tcMar>
-              <w:top w:type="dxa" w:w="120"/>
-              <w:left w:type="dxa" w:w="180"/>
-              <w:bottom w:type="dxa" w:w="120"/>
-              <w:right w:type="dxa" w:w="180"/>
-            </w:tcMar>
-          </w:tcPr>
-          <w:p>
-            <w:pPr>
-              <w:spacing w:after="60"/>
-            </w:pPr>
-            <w:r>
-              <w:rPr>
-                <w:color w:val="6B7280"/>
-                <w:sz w:val="16"/>
-                <w:szCs w:val="16"/>
-              </w:rPr>
-              <w:t xml:space="preserve">How far you got with them, and what you want to take on next cycle</w:t>
             </w:r>
           </w:p>
           <w:p>
